--- a/LLM_and_Enterprise_RAG_Bootcamp/Weekly_Quizzes/Week_02_Quiz_Solution.docx
+++ b/LLM_and_Enterprise_RAG_Bootcamp/Weekly_Quizzes/Week_02_Quiz_Solution.docx
@@ -12,7 +12,7 @@
           <w:color w:val="1E2761"/>
           <w:sz w:val="44"/>
         </w:rPr>
-        <w:t>Week 2 Quiz — Answer Key</w:t>
+        <w:t>Week 2 Quiz: Answer Key</w:t>
       </w:r>
     </w:p>
     <w:p>
@@ -32,7 +32,7 @@
           <w:color w:val="333333"/>
           <w:sz w:val="22"/>
         </w:rPr>
-        <w:t>Tuesday 8:30 to 10:00 AM PST | 30 minutes | 60 points | Instructor: Pavan R</w:t>
+        <w:t>Tuesday 8:30 to 10:00 AM PT | 30 minutes | 60 points | Instructor: Pavan R</w:t>
       </w:r>
     </w:p>
     <w:p>
@@ -901,7 +901,7 @@
           <w:color w:val="333333"/>
           <w:sz w:val="22"/>
         </w:rPr>
-        <w:t>Model answers reviewed live in the Tuesday quiz session.</w:t>
+        <w:t>Model answer: Anisotropy means the embeddings occupy a narrow cone of the space, so even unrelated texts show high cosine similarity and the metric loses discriminative power. Two corrections: post-process with whitening (or all-but-the-top PCA removal) to spread the directions, or fine-tune with a contrastive objective such as InfoNCE, which directly optimizes for alignment and uniformity.</w:t>
       </w:r>
     </w:p>
     <w:p>
@@ -920,7 +920,7 @@
           <w:color w:val="333333"/>
           <w:sz w:val="22"/>
         </w:rPr>
-        <w:t>Model answers reviewed live in the Tuesday quiz session.</w:t>
+        <w:t>Model answer: logits = anchors @ positives.T / temperature; labels = torch.arange(len(anchors)); loss = F.cross_entropy(logits, labels). Temperature divides the logits before the softmax inside cross-entropy: lower values sharpen the distribution and punish hard negatives harder, higher values spread gradient across all negatives.</w:t>
       </w:r>
     </w:p>
     <w:p>
@@ -939,10 +939,11 @@
           <w:color w:val="333333"/>
           <w:sz w:val="22"/>
         </w:rPr>
-        <w:t>Model answers reviewed live in the Tuesday quiz session.</w:t>
+        <w:t>Model answer: Triplet loss can win when you have carefully curated (anchor, positive, negative) triples with a meaningful margin, such as small datasets with reliable hard negatives (face verification is the classic case). It is rare because InfoNCE gets many negatives per anchor for free from the batch, a richer signal at scale, while triplet mining is expensive and brittle.</w:t>
       </w:r>
     </w:p>
     <w:sectPr>
+      <w:footerReference w:type="default" r:id="rId9"/>
       <w:pgSz w:w="12240" w:h="15840"/>
       <w:pgMar w:top="1152" w:right="1296" w:bottom="1152" w:left="1296" w:header="720" w:footer="720" w:gutter="0"/>
       <w:cols w:space="720"/>
@@ -950,6 +951,25 @@
     </w:sectPr>
   </w:body>
 </w:document>
+</file>
+
+<file path=word/footer1.xml><?xml version="1.0" encoding="utf-8"?>
+<w:ftr xmlns:m="http://schemas.openxmlformats.org/officeDocument/2006/math" xmlns:mc="http://schemas.openxmlformats.org/markup-compatibility/2006" xmlns:mo="http://schemas.microsoft.com/office/mac/office/2008/main" xmlns:mv="urn:schemas-microsoft-com:mac:vml" xmlns:o="urn:schemas-microsoft-com:office:office" xmlns:r="http://schemas.openxmlformats.org/officeDocument/2006/relationships" xmlns:v="urn:schemas-microsoft-com:vml" xmlns:w10="urn:schemas-microsoft-com:office:word" xmlns:w14="http://schemas.microsoft.com/office/word/2010/wordml" xmlns:w="http://schemas.openxmlformats.org/wordprocessingml/2006/main" xmlns:wne="http://schemas.microsoft.com/office/word/2006/wordml" xmlns:wp14="http://schemas.microsoft.com/office/word/2010/wordprocessingDrawing" xmlns:wp="http://schemas.openxmlformats.org/drawingml/2006/wordprocessingDrawing" xmlns:wpc="http://schemas.microsoft.com/office/word/2010/wordprocessingCanvas" xmlns:wpg="http://schemas.microsoft.com/office/word/2010/wordprocessingGroup" xmlns:wpi="http://schemas.microsoft.com/office/word/2010/wordprocessingInk" xmlns:wps="http://schemas.microsoft.com/office/word/2010/wordprocessingShape" mc:Ignorable="w14 wp14">
+  <w:p>
+    <w:pPr>
+      <w:pStyle w:val="Footer"/>
+      <w:jc w:val="center"/>
+    </w:pPr>
+    <w:r>
+      <w:rPr>
+        <w:rFonts w:ascii="Calibri" w:hAnsi="Calibri"/>
+        <w:color w:val="333333"/>
+        <w:sz w:val="18"/>
+      </w:rPr>
+      <w:t>© 2026 Proxiant Academy | info@proxiant.com | proxiant.ai/training</w:t>
+    </w:r>
+  </w:p>
+</w:ftr>
 </file>
 
 <file path=word/numbering.xml><?xml version="1.0" encoding="utf-8"?>
